--- a/docx_chapters/43_ZZZ - Deepening_the_Experience.docx
+++ b/docx_chapters/43_ZZZ - Deepening_the_Experience.docx
@@ -32,7 +32,7 @@
         </w:numPr>
       </w:pPr>
       <w:r>
-        <w:t xml:space="preserve">kids-leconte.jpeg</w:t>
+        <w:t xml:space="preserve">jo-levi-backpack.jpg</w:t>
       </w:r>
     </w:p>
     <w:p>
